--- a/Dokumentace Ivashchenko.docx
+++ b/Dokumentace Ivashchenko.docx
@@ -223,12 +223,12 @@
             <wp:extent cx="3125821" cy="617791"/>
             <wp:effectExtent b="0" l="0" r="0" t="0"/>
             <wp:wrapTopAndBottom distB="0" distT="0"/>
-            <wp:docPr descr="ÚK-SPŠ" id="1220703163" name="image10.png"/>
+            <wp:docPr descr="ÚK-SPŠ" id="1220703163" name="image11.png"/>
             <a:graphic>
               <a:graphicData uri="http://schemas.openxmlformats.org/drawingml/2006/picture">
                 <pic:pic>
                   <pic:nvPicPr>
-                    <pic:cNvPr descr="ÚK-SPŠ" id="0" name="image10.png"/>
+                    <pic:cNvPr descr="ÚK-SPŠ" id="0" name="image11.png"/>
                     <pic:cNvPicPr preferRelativeResize="0"/>
                   </pic:nvPicPr>
                   <pic:blipFill>
@@ -1711,7 +1711,7 @@
     </w:p>
     <w:sdt>
       <w:sdtPr>
-        <w:id w:val="647001883"/>
+        <w:id w:val="1885990545"/>
         <w:docPartObj>
           <w:docPartGallery w:val="Table of Contents"/>
           <w:docPartUnique w:val="1"/>
@@ -3823,59 +3823,6 @@
     </w:p>
     <w:p>
       <w:pPr>
-        <w:keepNext w:val="0"/>
-        <w:keepLines w:val="0"/>
-        <w:pageBreakBefore w:val="0"/>
-        <w:widowControl w:val="1"/>
-        <w:pBdr>
-          <w:top w:color="000000" w:space="0" w:sz="0" w:val="none"/>
-          <w:left w:color="000000" w:space="0" w:sz="0" w:val="none"/>
-          <w:bottom w:color="000000" w:space="0" w:sz="0" w:val="none"/>
-          <w:right w:color="000000" w:space="0" w:sz="0" w:val="none"/>
-          <w:between w:color="000000" w:space="0" w:sz="0" w:val="none"/>
-        </w:pBdr>
-        <w:shd w:fill="auto" w:val="clear"/>
-        <w:spacing w:after="160" w:before="0" w:line="276" w:lineRule="auto"/>
-        <w:ind w:left="0" w:right="0" w:firstLine="284"/>
-        <w:jc w:val="both"/>
-        <w:rPr>
-          <w:rFonts w:ascii="Calibri" w:cs="Calibri" w:eastAsia="Calibri" w:hAnsi="Calibri"/>
-          <w:b w:val="0"/>
-          <w:bCs w:val="0"/>
-          <w:i w:val="0"/>
-          <w:iCs w:val="0"/>
-          <w:smallCaps w:val="0"/>
-          <w:strike w:val="0"/>
-          <w:color w:val="000000"/>
-          <w:sz w:val="22"/>
-          <w:szCs w:val="22"/>
-          <w:u w:val="none"/>
-          <w:shd w:fill="auto" w:val="clear"/>
-          <w:vertAlign w:val="baseline"/>
-        </w:rPr>
-      </w:pPr>
-      <w:r>
-        <w:rPr>
-          <w:rFonts w:ascii="Calibri" w:cs="Calibri" w:eastAsia="Calibri" w:hAnsi="Calibri"/>
-          <w:b w:val="0"/>
-          <w:bCs w:val="0"/>
-          <w:i w:val="0"/>
-          <w:iCs w:val="0"/>
-          <w:smallCaps w:val="0"/>
-          <w:strike w:val="0"/>
-          <w:color w:val="000000"/>
-          <w:sz w:val="22"/>
-          <w:szCs w:val="22"/>
-          <w:u w:val="none"/>
-          <w:shd w:fill="auto" w:val="clear"/>
-          <w:vertAlign w:val="baseline"/>
-          <w:rtl w:val="0"/>
-        </w:rPr>
-        <w:t xml:space="preserve">Sem napište text vaší rešerše. </w:t>
-      </w:r>
-    </w:p>
-    <w:p>
-      <w:pPr>
         <w:pStyle w:val="Heading3"/>
         <w:numPr>
           <w:ilvl w:val="2"/>
@@ -4052,12 +3999,12 @@
           <wp:inline distB="114300" distT="114300" distL="114300" distR="114300">
             <wp:extent cx="6067108" cy="3134980"/>
             <wp:effectExtent b="0" l="0" r="0" t="0"/>
-            <wp:docPr id="1220703165" name="image15.png"/>
+            <wp:docPr id="1220703165" name="image14.png"/>
             <a:graphic>
               <a:graphicData uri="http://schemas.openxmlformats.org/drawingml/2006/picture">
                 <pic:pic>
                   <pic:nvPicPr>
-                    <pic:cNvPr id="0" name="image15.png"/>
+                    <pic:cNvPr id="0" name="image14.png"/>
                     <pic:cNvPicPr preferRelativeResize="0"/>
                   </pic:nvPicPr>
                   <pic:blipFill>
@@ -4400,12 +4347,12 @@
           <wp:inline distB="0" distT="0" distL="0" distR="0">
             <wp:extent cx="5760720" cy="2811067"/>
             <wp:effectExtent b="0" l="0" r="0" t="0"/>
-            <wp:docPr descr="Setting a Kaggle environment with GPU - Stack Overflow" id="1220703164" name="image17.jpg"/>
+            <wp:docPr descr="Setting a Kaggle environment with GPU - Stack Overflow" id="1220703164" name="image6.jpg"/>
             <a:graphic>
               <a:graphicData uri="http://schemas.openxmlformats.org/drawingml/2006/picture">
                 <pic:pic>
                   <pic:nvPicPr>
-                    <pic:cNvPr descr="Setting a Kaggle environment with GPU - Stack Overflow" id="0" name="image17.jpg"/>
+                    <pic:cNvPr descr="Setting a Kaggle environment with GPU - Stack Overflow" id="0" name="image6.jpg"/>
                     <pic:cNvPicPr preferRelativeResize="0"/>
                   </pic:nvPicPr>
                   <pic:blipFill>
@@ -4862,7 +4809,32 @@
           <w:vertAlign w:val="baseline"/>
           <w:rtl w:val="0"/>
         </w:rPr>
-        <w:t xml:space="preserve">Python je vysokoúrovňový programovací jazyk, který je широко využíván v oblasti datové analýzy, strojového učení a vývoje backendových aplikací. V rámci projektu je Python použit jako hlavní jazyk serverové části aplikace. Slouží k implementaci logiky trénování neuronových sítí, zpracování datasetů a komunikace mezi jednotlivými službami systému. Volba Pythonu byla ovlivněna především autorovou předchozí zkušeností s tímto jazykem a jeho silnou podporou v oblasti AI. (4)</w:t>
+        <w:t xml:space="preserve">Python je vysokoúrovňový programovací jazyk, který je </w:t>
+      </w:r>
+      <w:r>
+        <w:rPr>
+          <w:rtl w:val="0"/>
+        </w:rPr>
+        <w:t xml:space="preserve">široko </w:t>
+      </w:r>
+      <w:r>
+        <w:rPr>
+          <w:rFonts w:ascii="Calibri" w:cs="Calibri" w:eastAsia="Calibri" w:hAnsi="Calibri"/>
+          <w:b w:val="0"/>
+          <w:bCs w:val="0"/>
+          <w:i w:val="0"/>
+          <w:iCs w:val="0"/>
+          <w:smallCaps w:val="0"/>
+          <w:strike w:val="0"/>
+          <w:color w:val="000000"/>
+          <w:sz w:val="22"/>
+          <w:szCs w:val="22"/>
+          <w:u w:val="none"/>
+          <w:shd w:fill="auto" w:val="clear"/>
+          <w:vertAlign w:val="baseline"/>
+          <w:rtl w:val="0"/>
+        </w:rPr>
+        <w:t xml:space="preserve">využíván v oblasti datové analýzy, strojového učení a vývoje backendových aplikací. V rámci projektu je Python použit jako hlavní jazyk serverové části aplikace. Slouží k implementaci logiky trénování neuronových sítí, zpracování datasetů a komunikace mezi jednotlivými službami systému. Volba Pythonu byla ovlivněna především autorovou předchozí zkušeností s tímto jazykem a jeho silnou podporou v oblasti AI. (4)</w:t>
       </w:r>
     </w:p>
     <w:p>
@@ -5749,12 +5721,12 @@
           <wp:inline distB="0" distT="0" distL="0" distR="0">
             <wp:extent cx="4979153" cy="2593742"/>
             <wp:effectExtent b="0" l="0" r="0" t="0"/>
-            <wp:docPr id="1220703167" name="image5.png"/>
+            <wp:docPr id="1220703167" name="image9.png"/>
             <a:graphic>
               <a:graphicData uri="http://schemas.openxmlformats.org/drawingml/2006/picture">
                 <pic:pic>
                   <pic:nvPicPr>
-                    <pic:cNvPr id="0" name="image5.png"/>
+                    <pic:cNvPr id="0" name="image9.png"/>
                     <pic:cNvPicPr preferRelativeResize="0"/>
                   </pic:nvPicPr>
                   <pic:blipFill>
@@ -27802,12 +27774,12 @@
           <wp:inline distB="0" distT="0" distL="0" distR="0">
             <wp:extent cx="5864440" cy="2808393"/>
             <wp:effectExtent b="0" l="0" r="0" t="0"/>
-            <wp:docPr id="1220703166" name="image3.png"/>
+            <wp:docPr id="1220703166" name="image13.png"/>
             <a:graphic>
               <a:graphicData uri="http://schemas.openxmlformats.org/drawingml/2006/picture">
                 <pic:pic>
                   <pic:nvPicPr>
-                    <pic:cNvPr id="0" name="image3.png"/>
+                    <pic:cNvPr id="0" name="image13.png"/>
                     <pic:cNvPicPr preferRelativeResize="0"/>
                   </pic:nvPicPr>
                   <pic:blipFill>
@@ -27984,12 +27956,12 @@
           <wp:inline distB="0" distT="0" distL="0" distR="0">
             <wp:extent cx="4478283" cy="3076483"/>
             <wp:effectExtent b="0" l="0" r="0" t="0"/>
-            <wp:docPr id="1220703169" name="image8.png"/>
+            <wp:docPr id="1220703169" name="image2.png"/>
             <a:graphic>
               <a:graphicData uri="http://schemas.openxmlformats.org/drawingml/2006/picture">
                 <pic:pic>
                   <pic:nvPicPr>
-                    <pic:cNvPr id="0" name="image8.png"/>
+                    <pic:cNvPr id="0" name="image2.png"/>
                     <pic:cNvPicPr preferRelativeResize="0"/>
                   </pic:nvPicPr>
                   <pic:blipFill>
@@ -28233,12 +28205,12 @@
           <wp:inline distB="0" distT="0" distL="0" distR="0">
             <wp:extent cx="4437787" cy="2780236"/>
             <wp:effectExtent b="0" l="0" r="0" t="0"/>
-            <wp:docPr id="1220703168" name="image18.png"/>
+            <wp:docPr id="1220703168" name="image15.png"/>
             <a:graphic>
               <a:graphicData uri="http://schemas.openxmlformats.org/drawingml/2006/picture">
                 <pic:pic>
                   <pic:nvPicPr>
-                    <pic:cNvPr id="0" name="image18.png"/>
+                    <pic:cNvPr id="0" name="image15.png"/>
                     <pic:cNvPicPr preferRelativeResize="0"/>
                   </pic:nvPicPr>
                   <pic:blipFill>
@@ -28429,12 +28401,12 @@
           <wp:inline distB="0" distT="0" distL="0" distR="0">
             <wp:extent cx="2407920" cy="1562100"/>
             <wp:effectExtent b="0" l="0" r="0" t="0"/>
-            <wp:docPr id="1220703171" name="image4.png"/>
+            <wp:docPr id="1220703171" name="image10.png"/>
             <a:graphic>
               <a:graphicData uri="http://schemas.openxmlformats.org/drawingml/2006/picture">
                 <pic:pic>
                   <pic:nvPicPr>
-                    <pic:cNvPr id="0" name="image4.png"/>
+                    <pic:cNvPr id="0" name="image10.png"/>
                     <pic:cNvPicPr preferRelativeResize="0"/>
                   </pic:nvPicPr>
                   <pic:blipFill>
@@ -28625,12 +28597,12 @@
           <wp:inline distB="0" distT="0" distL="0" distR="0">
             <wp:extent cx="5760720" cy="2590129"/>
             <wp:effectExtent b="0" l="0" r="0" t="0"/>
-            <wp:docPr id="1220703170" name="image14.png"/>
+            <wp:docPr id="1220703170" name="image4.png"/>
             <a:graphic>
               <a:graphicData uri="http://schemas.openxmlformats.org/drawingml/2006/picture">
                 <pic:pic>
                   <pic:nvPicPr>
-                    <pic:cNvPr id="0" name="image14.png"/>
+                    <pic:cNvPr id="0" name="image4.png"/>
                     <pic:cNvPicPr preferRelativeResize="0"/>
                   </pic:nvPicPr>
                   <pic:blipFill>
@@ -28874,12 +28846,12 @@
           <wp:inline distB="0" distT="0" distL="0" distR="0">
             <wp:extent cx="5760720" cy="2750820"/>
             <wp:effectExtent b="0" l="0" r="0" t="0"/>
-            <wp:docPr id="1220703174" name="image13.png"/>
+            <wp:docPr id="1220703174" name="image16.png"/>
             <a:graphic>
               <a:graphicData uri="http://schemas.openxmlformats.org/drawingml/2006/picture">
                 <pic:pic>
                   <pic:nvPicPr>
-                    <pic:cNvPr id="0" name="image13.png"/>
+                    <pic:cNvPr id="0" name="image16.png"/>
                     <pic:cNvPicPr preferRelativeResize="0"/>
                   </pic:nvPicPr>
                   <pic:blipFill>
@@ -29176,12 +29148,12 @@
           <wp:inline distB="0" distT="0" distL="0" distR="0">
             <wp:extent cx="1065681" cy="1345557"/>
             <wp:effectExtent b="0" l="0" r="0" t="0"/>
-            <wp:docPr id="1220703172" name="image6.png"/>
+            <wp:docPr id="1220703172" name="image8.png"/>
             <a:graphic>
               <a:graphicData uri="http://schemas.openxmlformats.org/drawingml/2006/picture">
                 <pic:pic>
                   <pic:nvPicPr>
-                    <pic:cNvPr id="0" name="image6.png"/>
+                    <pic:cNvPr id="0" name="image8.png"/>
                     <pic:cNvPicPr preferRelativeResize="0"/>
                   </pic:nvPicPr>
                   <pic:blipFill>
@@ -29584,12 +29556,12 @@
           <wp:inline distB="0" distT="0" distL="0" distR="0">
             <wp:extent cx="5760720" cy="2681045"/>
             <wp:effectExtent b="0" l="0" r="0" t="0"/>
-            <wp:docPr id="1220703173" name="image9.png"/>
+            <wp:docPr id="1220703173" name="image3.png"/>
             <a:graphic>
               <a:graphicData uri="http://schemas.openxmlformats.org/drawingml/2006/picture">
                 <pic:pic>
                   <pic:nvPicPr>
-                    <pic:cNvPr id="0" name="image9.png"/>
+                    <pic:cNvPr id="0" name="image3.png"/>
                     <pic:cNvPicPr preferRelativeResize="0"/>
                   </pic:nvPicPr>
                   <pic:blipFill>
@@ -29992,12 +29964,12 @@
           <wp:inline distB="0" distT="0" distL="0" distR="0">
             <wp:extent cx="2186412" cy="3154680"/>
             <wp:effectExtent b="0" l="0" r="0" t="0"/>
-            <wp:docPr id="1220703175" name="image16.png"/>
+            <wp:docPr id="1220703175" name="image12.png"/>
             <a:graphic>
               <a:graphicData uri="http://schemas.openxmlformats.org/drawingml/2006/picture">
                 <pic:pic>
                   <pic:nvPicPr>
-                    <pic:cNvPr id="0" name="image16.png"/>
+                    <pic:cNvPr id="0" name="image12.png"/>
                     <pic:cNvPicPr preferRelativeResize="0"/>
                   </pic:nvPicPr>
                   <pic:blipFill>
@@ -30792,12 +30764,12 @@
           <wp:inline distB="0" distT="0" distL="0" distR="0">
             <wp:extent cx="1982492" cy="2468880"/>
             <wp:effectExtent b="0" l="0" r="0" t="0"/>
-            <wp:docPr id="1220703178" name="image2.png"/>
+            <wp:docPr id="1220703178" name="image17.png"/>
             <a:graphic>
               <a:graphicData uri="http://schemas.openxmlformats.org/drawingml/2006/picture">
                 <pic:pic>
                   <pic:nvPicPr>
-                    <pic:cNvPr id="0" name="image2.png"/>
+                    <pic:cNvPr id="0" name="image17.png"/>
                     <pic:cNvPicPr preferRelativeResize="0"/>
                   </pic:nvPicPr>
                   <pic:blipFill>
@@ -31041,12 +31013,12 @@
           <wp:inline distB="0" distT="0" distL="0" distR="0">
             <wp:extent cx="5760720" cy="1795317"/>
             <wp:effectExtent b="0" l="0" r="0" t="0"/>
-            <wp:docPr id="1220703179" name="image11.png"/>
+            <wp:docPr id="1220703179" name="image5.png"/>
             <a:graphic>
               <a:graphicData uri="http://schemas.openxmlformats.org/drawingml/2006/picture">
                 <pic:pic>
                   <pic:nvPicPr>
-                    <pic:cNvPr id="0" name="image11.png"/>
+                    <pic:cNvPr id="0" name="image5.png"/>
                     <pic:cNvPicPr preferRelativeResize="0"/>
                   </pic:nvPicPr>
                   <pic:blipFill>
@@ -31392,12 +31364,12 @@
           <wp:inline distB="114300" distT="114300" distL="114300" distR="114300">
             <wp:extent cx="5760410" cy="4368800"/>
             <wp:effectExtent b="0" l="0" r="0" t="0"/>
-            <wp:docPr id="1220703180" name="image12.png"/>
+            <wp:docPr id="1220703180" name="image18.png"/>
             <a:graphic>
               <a:graphicData uri="http://schemas.openxmlformats.org/drawingml/2006/picture">
                 <pic:pic>
                   <pic:nvPicPr>
-                    <pic:cNvPr id="0" name="image12.png"/>
+                    <pic:cNvPr id="0" name="image18.png"/>
                     <pic:cNvPicPr preferRelativeResize="0"/>
                   </pic:nvPicPr>
                   <pic:blipFill>
@@ -32771,7 +32743,7 @@
     </w:p>
     <w:sdt>
       <w:sdtPr>
-        <w:id w:val="156279686"/>
+        <w:id w:val="34492777"/>
         <w:docPartObj>
           <w:docPartGallery w:val="Table of Contents"/>
           <w:docPartUnique w:val="1"/>
@@ -34205,7 +34177,7 @@
     </w:p>
     <w:sdt>
       <w:sdtPr>
-        <w:id w:val="471357400"/>
+        <w:id w:val="-27776972"/>
         <w:docPartObj>
           <w:docPartGallery w:val="Table of Contents"/>
           <w:docPartUnique w:val="1"/>
